--- a/docs/KBCI뉴스룸_오픈안내_시행문.docx
+++ b/docs/KBCI뉴스룸_오픈안내_시행문.docx
@@ -456,7 +456,7 @@
                 <w:sz w:val="20"/>
                 <w:szCs w:val="20"/>
               </w:rPr>
-              <w:t xml:space="preserve">업무 태그별 관련 기사 자동 수집·분류 (채권추심, 법/정책, 전자문서, 임대차/권리조사, KB금융, KB국민카드, 신용정보업권)</w:t>
+              <w:t xml:space="preserve">업무 태그별 관련 기사 자동 수집·분류 (채권추심, 법/정책, 전자문서, 임대차/권리조사, KB금융, KB국민카드, KB신용정보, 신용정보업권)</w:t>
             </w:r>
           </w:p>
           <w:p>
@@ -1021,7 +1021,7 @@
           <w:sz w:val="21"/>
           <w:szCs w:val="21"/>
         </w:rPr>
-        <w:t xml:space="preserve">문의 및 개선 의견: ○○부 ○○○ (내선 ○○○○)</w:t>
+        <w:t xml:space="preserve">개선 의견은 뉴스룸 상단 '의견 보내기' 버튼으로, 문의는 ○○부 ○○○ (내선 ○○○○)</w:t>
       </w:r>
     </w:p>
     <w:p>
